--- a/其他/基于气象数据的廊道预警与规划技术研发任务书.docx
+++ b/其他/基于气象数据的廊道预警与规划技术研发任务书.docx
@@ -12,8 +12,6 @@
           <w:szCs w:val="32"/>
         </w:rPr>
       </w:pPr>
-      <w:bookmarkStart w:id="14" w:name="_GoBack"/>
-      <w:bookmarkEnd w:id="14"/>
       <w:r>
         <w:rPr>
           <w:rFonts w:hint="eastAsia" w:ascii="方正小标宋简体" w:hAnsi="方正小标宋简体" w:eastAsia="方正小标宋简体" w:cs="方正小标宋简体"/>
@@ -33,8 +31,8 @@
         </w:numPr>
         <w:bidi w:val="0"/>
       </w:pPr>
-      <w:bookmarkStart w:id="0" w:name="_Toc673934971"/>
-      <w:bookmarkStart w:id="1" w:name="_Toc19421"/>
+      <w:bookmarkStart w:id="0" w:name="_Toc19421"/>
+      <w:bookmarkStart w:id="1" w:name="_Toc673934971"/>
       <w:r>
         <w:t>范围</w:t>
       </w:r>
@@ -63,7 +61,7 @@
     </w:p>
     <w:p>
       <w:pPr>
-        <w:pStyle w:val="14"/>
+        <w:pStyle w:val="15"/>
         <w:numPr>
           <w:ilvl w:val="0"/>
           <w:numId w:val="3"/>
@@ -104,7 +102,7 @@
     </w:p>
     <w:p>
       <w:pPr>
-        <w:pStyle w:val="14"/>
+        <w:pStyle w:val="15"/>
         <w:numPr>
           <w:ilvl w:val="0"/>
           <w:numId w:val="3"/>
@@ -382,7 +380,7 @@
     </w:p>
     <w:p>
       <w:pPr>
-        <w:pStyle w:val="16"/>
+        <w:pStyle w:val="17"/>
         <w:ind w:firstLine="560" w:firstLineChars="200"/>
         <w:rPr>
           <w:rFonts w:hint="eastAsia" w:ascii="Times New Roman" w:hAnsi="Times New Roman" w:eastAsiaTheme="minorEastAsia"/>
@@ -554,7 +552,7 @@
           <w:szCs w:val="28"/>
           <w:lang w:val="en-US" w:eastAsia="zh-CN"/>
         </w:rPr>
-        <w:t xml:space="preserve">  3D态势显示模块增加气象禁飞区图层与动态渲染功能：在控制面板增设“气象禁飞区”独立开关。开启后，系统自动读取底层的禁飞数据，仅针对与无人机廊道网络重叠的受影响区域，在3D空域中以红色高亮或3D多边形禁飞围栏形式进行直观渲染；渲染状态随底部时间轴的拖动实现时间维度的动态刷新显示；</w:t>
+        <w:t xml:space="preserve">  3D态势显示模块增加多级气象禁飞区图层与动态渲染功能：在控制面板增设“气象禁飞区”独立开关。开启后，系统自动读取底层的多级禁飞数据，仅针对与无人机廊道网络重叠的受影响区域，在3D空域中根据不同机型类别对应的禁飞等级（如红/橙/黄等差异化色彩）进行直观渲染；渲染状态随底部时间轴的拖动实现时间维度的动态刷新显示；</w:t>
       </w:r>
     </w:p>
     <w:p>
@@ -660,7 +658,7 @@
           <w:szCs w:val="28"/>
           <w:lang w:val="en-US" w:eastAsia="zh-CN"/>
         </w:rPr>
-        <w:t xml:space="preserve">  基础数据模块增加自定义气象预警阈值配置功能，支持管理人员自由设置触发禁飞的绝对数值指标（如：自定义设置风速&gt;10m/s、降水&gt;5mm/h即为禁飞状态）；</w:t>
+        <w:t xml:space="preserve">  基础数据模块增加分机型/分级别气象预警阈值配置功能，支持管理人员针对不同类别无人机（如轻小微型、中大型工业级等）自由设置触发禁飞的差异化指标（如：设置A类机型风速&gt;10m/s禁飞，B类机型风速&gt;15m/s禁飞）；</w:t>
       </w:r>
     </w:p>
     <w:p>
@@ -698,7 +696,7 @@
           <w:szCs w:val="28"/>
           <w:lang w:val="en-US" w:eastAsia="zh-CN"/>
         </w:rPr>
-        <w:t xml:space="preserve">  基础数据模块增加气象禁飞区自动生成引擎功能，能够基于获取的最新气象预报数据，结合上述自定义设置的风速、降雨等指标，在系统后台自动计算并生成包含具体网格编号与生效时间段的“气象禁飞区”数据池，供其他业务模块实时调用。</w:t>
+        <w:t xml:space="preserve">  基础数据模块增加多级气象禁飞区自动生成引擎功能，能够基于获取的最新气象预报数据，结合上述分机型自定义设置的风速、降雨等指标，在系统后台自动计算并生成包含具体网格编号、生效时间段及适用机型标签的“多级气象禁飞区”数据池，供其他业务模块实时调用。</w:t>
       </w:r>
     </w:p>
     <w:p>
@@ -755,7 +753,18 @@
           <w:szCs w:val="28"/>
           <w:lang w:val="en-US" w:eastAsia="zh-CN"/>
         </w:rPr>
-        <w:t xml:space="preserve">  规划计划模块增加航线防撞前置评估与阻断功能，在生成飞行任务或接收外部航线申请时，能够自动读取基础数据模块生成的“气象禁飞区”数据，精准判断当前拟飞路径及时段是否与禁飞区存在重叠。若命中冲突，系统将直接阻断审批，并基于未来24小时预报自动为用户推荐相邻的气象适飞时间窗口；若该航线在未来24小时内全时段受气象封锁，则明确输出“全天候禁飞”的拦截提示；此外，该功能底层预留了空间维度的柔性重规划接口，未来升级将支持自动为用户推荐绕行周边安全廊道的备选航线方案。</w:t>
+        <w:t xml:space="preserve">  </w:t>
+      </w:r>
+      <w:bookmarkStart w:id="14" w:name="_GoBack"/>
+      <w:bookmarkEnd w:id="14"/>
+      <w:r>
+        <w:rPr>
+          <w:rFonts w:hint="eastAsia"/>
+          <w:sz w:val="28"/>
+          <w:szCs w:val="28"/>
+          <w:lang w:val="en-US" w:eastAsia="zh-CN"/>
+        </w:rPr>
+        <w:t>规划计划模块增加航线防撞前置评估与阻断功能，在生成飞行任务或接收外部航线申请时，系统能够识别当前申报飞机的机型类别，并自动匹配读取对应的“气象禁飞区”数据，精准判断当前拟飞路径及时段是否与该类机型的专属禁飞区存在重叠。若命中冲突，系统将直接阻断审批，并基于未来24小时预报自动为用户推荐相邻的气象适飞时间窗口；若该航线在未来24小时内全时段受气象封锁，则明确输出“全天候禁飞”的拦截提示；此外，该功能底层预留了空间维度的柔性重规划接口，未来升级将支持自动为用户推荐绕行周边安全廊道的备选航线方案。</w:t>
       </w:r>
     </w:p>
     <w:p>
@@ -770,8 +779,8 @@
           <w:rFonts w:hint="eastAsia"/>
         </w:rPr>
       </w:pPr>
-      <w:bookmarkStart w:id="11" w:name="_Toc1545732276"/>
-      <w:bookmarkStart w:id="12" w:name="_Toc13296"/>
+      <w:bookmarkStart w:id="11" w:name="_Toc13296"/>
+      <w:bookmarkStart w:id="12" w:name="_Toc1545732276"/>
       <w:r>
         <w:rPr>
           <w:rFonts w:hint="eastAsia"/>
@@ -783,7 +792,7 @@
     </w:p>
     <w:p>
       <w:pPr>
-        <w:pStyle w:val="14"/>
+        <w:pStyle w:val="15"/>
         <w:numPr>
           <w:ilvl w:val="0"/>
           <w:numId w:val="7"/>
@@ -817,7 +826,7 @@
     </w:p>
     <w:p>
       <w:pPr>
-        <w:pStyle w:val="14"/>
+        <w:pStyle w:val="15"/>
         <w:numPr>
           <w:ilvl w:val="0"/>
           <w:numId w:val="7"/>
@@ -842,7 +851,7 @@
     </w:p>
     <w:p>
       <w:pPr>
-        <w:pStyle w:val="14"/>
+        <w:pStyle w:val="15"/>
         <w:numPr>
           <w:ilvl w:val="0"/>
           <w:numId w:val="7"/>
@@ -901,7 +910,7 @@
     </w:p>
     <w:p>
       <w:pPr>
-        <w:pStyle w:val="14"/>
+        <w:pStyle w:val="15"/>
         <w:numPr>
           <w:ilvl w:val="0"/>
           <w:numId w:val="7"/>
@@ -926,7 +935,7 @@
     </w:p>
     <w:p>
       <w:pPr>
-        <w:pStyle w:val="14"/>
+        <w:pStyle w:val="15"/>
         <w:numPr>
           <w:ilvl w:val="0"/>
           <w:numId w:val="7"/>
@@ -961,7 +970,7 @@
     </w:p>
     <w:p>
       <w:pPr>
-        <w:pStyle w:val="14"/>
+        <w:pStyle w:val="15"/>
         <w:numPr>
           <w:ilvl w:val="0"/>
           <w:numId w:val="7"/>
@@ -986,7 +995,7 @@
     </w:p>
     <w:p>
       <w:pPr>
-        <w:pStyle w:val="14"/>
+        <w:pStyle w:val="15"/>
         <w:numPr>
           <w:ilvl w:val="0"/>
           <w:numId w:val="7"/>
@@ -1011,7 +1020,7 @@
     </w:p>
     <w:p>
       <w:pPr>
-        <w:pStyle w:val="14"/>
+        <w:pStyle w:val="15"/>
         <w:numPr>
           <w:ilvl w:val="0"/>
           <w:numId w:val="7"/>
@@ -1036,7 +1045,7 @@
     </w:p>
     <w:p>
       <w:pPr>
-        <w:pStyle w:val="14"/>
+        <w:pStyle w:val="15"/>
         <w:numPr>
           <w:ilvl w:val="0"/>
           <w:numId w:val="7"/>
@@ -1099,7 +1108,7 @@
     </w:p>
     <w:p>
       <w:pPr>
-        <w:pStyle w:val="14"/>
+        <w:pStyle w:val="15"/>
         <w:numPr>
           <w:ilvl w:val="0"/>
           <w:numId w:val="0"/>
@@ -1126,7 +1135,7 @@
     </w:p>
     <w:p>
       <w:pPr>
-        <w:pStyle w:val="14"/>
+        <w:pStyle w:val="15"/>
         <w:numPr>
           <w:ilvl w:val="0"/>
           <w:numId w:val="8"/>
@@ -1153,7 +1162,7 @@
     </w:p>
     <w:p>
       <w:pPr>
-        <w:pStyle w:val="14"/>
+        <w:pStyle w:val="15"/>
         <w:numPr>
           <w:ilvl w:val="0"/>
           <w:numId w:val="8"/>
@@ -1216,7 +1225,7 @@
     </w:p>
     <w:p>
       <w:pPr>
-        <w:pStyle w:val="14"/>
+        <w:pStyle w:val="15"/>
         <w:numPr>
           <w:ilvl w:val="0"/>
           <w:numId w:val="8"/>
@@ -1243,7 +1252,7 @@
     </w:p>
     <w:p>
       <w:pPr>
-        <w:pStyle w:val="14"/>
+        <w:pStyle w:val="15"/>
         <w:numPr>
           <w:ilvl w:val="0"/>
           <w:numId w:val="8"/>
@@ -1271,7 +1280,7 @@
     <w:bookmarkEnd w:id="13"/>
     <w:p>
       <w:pPr>
-        <w:pStyle w:val="14"/>
+        <w:pStyle w:val="15"/>
         <w:numPr>
           <w:ilvl w:val="0"/>
           <w:numId w:val="2"/>
@@ -1315,7 +1324,7 @@
     </w:p>
     <w:p>
       <w:pPr>
-        <w:pStyle w:val="14"/>
+        <w:pStyle w:val="15"/>
         <w:numPr>
           <w:ilvl w:val="0"/>
           <w:numId w:val="2"/>
@@ -1359,7 +1368,7 @@
     </w:p>
     <w:p>
       <w:pPr>
-        <w:pStyle w:val="14"/>
+        <w:pStyle w:val="15"/>
         <w:numPr>
           <w:ilvl w:val="0"/>
           <w:numId w:val="2"/>
@@ -2404,7 +2413,7 @@
     <w:lvl w:ilvl="0" w:tentative="0">
       <w:start w:val="1"/>
       <w:numFmt w:val="decimal"/>
-      <w:pStyle w:val="16"/>
+      <w:pStyle w:val="17"/>
       <w:suff w:val="nothing"/>
       <w:lvlText w:val="图%1. "/>
       <w:lvlJc w:val="left"/>
@@ -3256,6 +3265,15 @@
     <w:uiPriority w:val="0"/>
   </w:style>
   <w:style w:type="character" w:styleId="13">
+    <w:name w:val="Strong"/>
+    <w:basedOn w:val="12"/>
+    <w:qFormat/>
+    <w:uiPriority w:val="0"/>
+    <w:rPr>
+      <w:b/>
+    </w:rPr>
+  </w:style>
+  <w:style w:type="character" w:styleId="14">
     <w:name w:val="Hyperlink"/>
     <w:basedOn w:val="12"/>
     <w:autoRedefine/>
@@ -3266,7 +3284,7 @@
       <w:u w:val="single"/>
     </w:rPr>
   </w:style>
-  <w:style w:type="paragraph" w:styleId="14">
+  <w:style w:type="paragraph" w:styleId="15">
     <w:name w:val="List Paragraph"/>
     <w:basedOn w:val="1"/>
     <w:autoRedefine/>
@@ -3276,7 +3294,7 @@
       <w:ind w:firstLine="420" w:firstLineChars="200"/>
     </w:pPr>
   </w:style>
-  <w:style w:type="paragraph" w:customStyle="1" w:styleId="15">
+  <w:style w:type="paragraph" w:customStyle="1" w:styleId="16">
     <w:name w:val="图表"/>
     <w:basedOn w:val="1"/>
     <w:autoRedefine/>
@@ -3291,7 +3309,7 @@
       <w:lang w:eastAsia="zh"/>
     </w:rPr>
   </w:style>
-  <w:style w:type="paragraph" w:customStyle="1" w:styleId="16">
+  <w:style w:type="paragraph" w:customStyle="1" w:styleId="17">
     <w:name w:val="图片编号"/>
     <w:basedOn w:val="1"/>
     <w:autoRedefine/>
@@ -3312,7 +3330,7 @@
       <w:szCs w:val="21"/>
     </w:rPr>
   </w:style>
-  <w:style w:type="paragraph" w:customStyle="1" w:styleId="17">
+  <w:style w:type="paragraph" w:customStyle="1" w:styleId="18">
     <w:name w:val="表格-题头"/>
     <w:basedOn w:val="1"/>
     <w:autoRedefine/>
@@ -3329,7 +3347,7 @@
       <w:szCs w:val="20"/>
     </w:rPr>
   </w:style>
-  <w:style w:type="paragraph" w:customStyle="1" w:styleId="18">
+  <w:style w:type="paragraph" w:customStyle="1" w:styleId="19">
     <w:name w:val="表格内文字-不加粗"/>
     <w:basedOn w:val="1"/>
     <w:autoRedefine/>
